--- a/public/tp2-csharp-restitution.docx
+++ b/public/tp2-csharp-restitution.docx
@@ -1756,7 +1756,40 @@
                 <w:sz w:val="22"/>
                 <w:szCs w:val="22"/>
               </w:rPr>
-              <w:t xml:space="preserve"> 5 — Fiche de contact formatée dans la console (Exercice 2)</w:t>
+              <w:t xml:space="preserve"> 5 — </w:t>
+            </w:r>
+            <w:r>
+              <w:rPr>
+                <w:rFonts w:ascii="Arial" w:hAnsi="Arial" w:cs="Arial"/>
+                <w:b/>
+                <w:bCs/>
+                <w:color w:val="FFFFFF"/>
+                <w:sz w:val="22"/>
+                <w:szCs w:val="22"/>
+              </w:rPr>
+              <w:t xml:space="preserve">Billet de train généré dans la console avec les informations saisies (Exercice </w:t>
+            </w:r>
+            <w:r>
+              <w:rPr>
+                <w:rFonts w:ascii="Arial" w:hAnsi="Arial" w:cs="Arial"/>
+                <w:b/>
+                <w:bCs/>
+                <w:color w:val="FFFFFF"/>
+                <w:sz w:val="22"/>
+                <w:szCs w:val="22"/>
+              </w:rPr>
+              <w:t>2</w:t>
+            </w:r>
+            <w:r>
+              <w:rPr>
+                <w:rFonts w:ascii="Arial" w:hAnsi="Arial" w:cs="Arial"/>
+                <w:b/>
+                <w:bCs/>
+                <w:color w:val="FFFFFF"/>
+                <w:sz w:val="22"/>
+                <w:szCs w:val="22"/>
+              </w:rPr>
+              <w:t>)</w:t>
             </w:r>
           </w:p>
         </w:tc>
@@ -1925,7 +1958,40 @@
                 <w:sz w:val="22"/>
                 <w:szCs w:val="22"/>
               </w:rPr>
-              <w:t xml:space="preserve"> 6 — Billet de train généré dans la console avec les informations saisies (Exercice 3)</w:t>
+              <w:t xml:space="preserve"> 6 — </w:t>
+            </w:r>
+            <w:r>
+              <w:rPr>
+                <w:rFonts w:ascii="Arial" w:hAnsi="Arial" w:cs="Arial"/>
+                <w:b/>
+                <w:bCs/>
+                <w:color w:val="FFFFFF"/>
+                <w:sz w:val="22"/>
+                <w:szCs w:val="22"/>
+              </w:rPr>
+              <w:t xml:space="preserve">Générateur d'histoire — votre histoire avec vos propres mots (Exercice </w:t>
+            </w:r>
+            <w:r>
+              <w:rPr>
+                <w:rFonts w:ascii="Arial" w:hAnsi="Arial" w:cs="Arial"/>
+                <w:b/>
+                <w:bCs/>
+                <w:color w:val="FFFFFF"/>
+                <w:sz w:val="22"/>
+                <w:szCs w:val="22"/>
+              </w:rPr>
+              <w:t>3</w:t>
+            </w:r>
+            <w:r>
+              <w:rPr>
+                <w:rFonts w:ascii="Arial" w:hAnsi="Arial" w:cs="Arial"/>
+                <w:b/>
+                <w:bCs/>
+                <w:color w:val="FFFFFF"/>
+                <w:sz w:val="22"/>
+                <w:szCs w:val="22"/>
+              </w:rPr>
+              <w:t>)</w:t>
             </w:r>
           </w:p>
         </w:tc>
@@ -1974,110 +2040,6 @@
         </w:rPr>
       </w:pPr>
     </w:p>
-    <w:tbl>
-      <w:tblPr>
-        <w:tblW w:w="5000" w:type="pct"/>
-        <w:tblCellMar>
-          <w:left w:w="10" w:type="dxa"/>
-          <w:right w:w="10" w:type="dxa"/>
-        </w:tblCellMar>
-        <w:tblLook w:val="04A0" w:firstRow="1" w:lastRow="0" w:firstColumn="1" w:lastColumn="0" w:noHBand="0" w:noVBand="1"/>
-      </w:tblPr>
-      <w:tblGrid>
-        <w:gridCol w:w="10106"/>
-      </w:tblGrid>
-      <w:tr>
-        <w:tc>
-          <w:tcPr>
-            <w:tcW w:w="0" w:type="auto"/>
-            <w:shd w:val="clear" w:color="auto" w:fill="2B2B2B"/>
-            <w:tcMar>
-              <w:top w:w="110" w:type="dxa"/>
-              <w:left w:w="160" w:type="dxa"/>
-              <w:bottom w:w="110" w:type="dxa"/>
-              <w:right w:w="160" w:type="dxa"/>
-            </w:tcMar>
-          </w:tcPr>
-          <w:p>
-            <w:pPr>
-              <w:rPr>
-                <w:rFonts w:ascii="Arial" w:hAnsi="Arial" w:cs="Arial"/>
-              </w:rPr>
-            </w:pPr>
-            <w:proofErr w:type="gramStart"/>
-            <w:r>
-              <w:rPr>
-                <w:rFonts w:ascii="Segoe UI Emoji" w:hAnsi="Segoe UI Emoji" w:cs="Segoe UI Emoji"/>
-                <w:b/>
-                <w:bCs/>
-                <w:color w:val="FFFFFF"/>
-                <w:sz w:val="22"/>
-                <w:szCs w:val="22"/>
-              </w:rPr>
-              <w:t>📸</w:t>
-            </w:r>
-            <w:r>
-              <w:rPr>
-                <w:rFonts w:ascii="Arial" w:hAnsi="Arial" w:cs="Arial"/>
-                <w:b/>
-                <w:bCs/>
-                <w:color w:val="FFFFFF"/>
-                <w:sz w:val="22"/>
-                <w:szCs w:val="22"/>
-              </w:rPr>
-              <w:t xml:space="preserve">  Capture</w:t>
-            </w:r>
-            <w:proofErr w:type="gramEnd"/>
-            <w:r>
-              <w:rPr>
-                <w:rFonts w:ascii="Arial" w:hAnsi="Arial" w:cs="Arial"/>
-                <w:b/>
-                <w:bCs/>
-                <w:color w:val="FFFFFF"/>
-                <w:sz w:val="22"/>
-                <w:szCs w:val="22"/>
-              </w:rPr>
-              <w:t xml:space="preserve"> 7 — Générateur d'histoire — votre histoire avec vos propres mots (Exercice 4)</w:t>
-            </w:r>
-          </w:p>
-        </w:tc>
-      </w:tr>
-      <w:tr>
-        <w:trPr>
-          <w:trHeight w:val="2800"/>
-        </w:trPr>
-        <w:tc>
-          <w:tcPr>
-            <w:tcW w:w="0" w:type="auto"/>
-            <w:shd w:val="clear" w:color="auto" w:fill="F0F0F0"/>
-            <w:tcMar>
-              <w:top w:w="160" w:type="dxa"/>
-              <w:left w:w="160" w:type="dxa"/>
-              <w:bottom w:w="160" w:type="dxa"/>
-              <w:right w:w="160" w:type="dxa"/>
-            </w:tcMar>
-            <w:vAlign w:val="center"/>
-          </w:tcPr>
-          <w:p>
-            <w:pPr>
-              <w:jc w:val="center"/>
-              <w:rPr>
-                <w:rFonts w:ascii="Arial" w:hAnsi="Arial" w:cs="Arial"/>
-              </w:rPr>
-            </w:pPr>
-            <w:r>
-              <w:rPr>
-                <w:rFonts w:ascii="Arial" w:hAnsi="Arial" w:cs="Arial"/>
-                <w:i/>
-                <w:iCs/>
-                <w:color w:val="AAAAAA"/>
-              </w:rPr>
-              <w:t>Coller votre capture d'écran ici</w:t>
-            </w:r>
-          </w:p>
-        </w:tc>
-      </w:tr>
-    </w:tbl>
     <w:p>
       <w:pPr>
         <w:rPr>
